--- a/MCMR_Representacion_conceptual.docx
+++ b/MCMR_Representacion_conceptual.docx
@@ -1,6 +1,6 @@
 
 <file path=word/document.xml><?xml version="1.0" encoding="utf-8"?>
-<w:document xmlns:wpc="http://schemas.microsoft.com/office/word/2010/wordprocessingCanvas" xmlns:cx="http://schemas.microsoft.com/office/drawing/2014/chartex" xmlns:cx1="http://schemas.microsoft.com/office/drawing/2015/9/8/chartex" xmlns:cx2="http://schemas.microsoft.com/office/drawing/2015/10/21/chartex" xmlns:cx3="http://schemas.microsoft.com/office/drawing/2016/5/9/chartex" xmlns:cx4="http://schemas.microsoft.com/office/drawing/2016/5/10/chartex" xmlns:cx5="http://schemas.microsoft.com/office/drawing/2016/5/11/chartex" xmlns:cx6="http://schemas.microsoft.com/office/drawing/2016/5/12/chartex" xmlns:cx7="http://schemas.microsoft.com/office/drawing/2016/5/13/chartex" xmlns:cx8="http://schemas.microsoft.com/office/drawing/2016/5/14/chartex" xmlns:mc="http://schemas.openxmlformats.org/markup-compatibility/2006" xmlns:aink="http://schemas.microsoft.com/office/drawing/2016/ink" xmlns:am3d="http://schemas.microsoft.com/office/drawing/2017/model3d" xmlns:o="urn:schemas-microsoft-com:office:office" xmlns:r="http://schemas.openxmlformats.org/officeDocument/2006/relationships" xmlns:m="http://schemas.openxmlformats.org/officeDocument/2006/math" xmlns:v="urn:schemas-microsoft-com:vml" xmlns:wp14="http://schemas.microsoft.com/office/word/2010/wordprocessingDrawing" xmlns:wp="http://schemas.openxmlformats.org/drawingml/2006/wordprocessingDrawing" xmlns:w10="urn:schemas-microsoft-com:office:word" xmlns:w="http://schemas.openxmlformats.org/wordprocessingml/2006/main" xmlns:w14="http://schemas.microsoft.com/office/word/2010/wordml" xmlns:w15="http://schemas.microsoft.com/office/word/2012/wordml" xmlns:w16cex="http://schemas.microsoft.com/office/word/2018/wordml/cex" xmlns:w16cid="http://schemas.microsoft.com/office/word/2016/wordml/cid" xmlns:w16="http://schemas.microsoft.com/office/word/2018/wordml" xmlns:w16sdtdh="http://schemas.microsoft.com/office/word/2020/wordml/sdtdatahash" xmlns:w16se="http://schemas.microsoft.com/office/word/2015/wordml/symex" xmlns:wpg="http://schemas.microsoft.com/office/word/2010/wordprocessingGroup" xmlns:wpi="http://schemas.microsoft.com/office/word/2010/wordprocessingInk" xmlns:wne="http://schemas.microsoft.com/office/word/2006/wordml" xmlns:wps="http://schemas.microsoft.com/office/word/2010/wordprocessingShape" mc:Ignorable="w14 w15 w16se w16cid w16 w16cex w16sdtdh wp14">
+<w:document xmlns:wpc="http://schemas.microsoft.com/office/word/2010/wordprocessingCanvas" xmlns:cx="http://schemas.microsoft.com/office/drawing/2014/chartex" xmlns:cx1="http://schemas.microsoft.com/office/drawing/2015/9/8/chartex" xmlns:cx2="http://schemas.microsoft.com/office/drawing/2015/10/21/chartex" xmlns:cx3="http://schemas.microsoft.com/office/drawing/2016/5/9/chartex" xmlns:cx4="http://schemas.microsoft.com/office/drawing/2016/5/10/chartex" xmlns:cx5="http://schemas.microsoft.com/office/drawing/2016/5/11/chartex" xmlns:cx6="http://schemas.microsoft.com/office/drawing/2016/5/12/chartex" xmlns:cx7="http://schemas.microsoft.com/office/drawing/2016/5/13/chartex" xmlns:cx8="http://schemas.microsoft.com/office/drawing/2016/5/14/chartex" xmlns:mc="http://schemas.openxmlformats.org/markup-compatibility/2006" xmlns:aink="http://schemas.microsoft.com/office/drawing/2016/ink" xmlns:am3d="http://schemas.microsoft.com/office/drawing/2017/model3d" xmlns:o="urn:schemas-microsoft-com:office:office" xmlns:oel="http://schemas.microsoft.com/office/2019/extlst" xmlns:r="http://schemas.openxmlformats.org/officeDocument/2006/relationships" xmlns:m="http://schemas.openxmlformats.org/officeDocument/2006/math" xmlns:v="urn:schemas-microsoft-com:vml" xmlns:wp14="http://schemas.microsoft.com/office/word/2010/wordprocessingDrawing" xmlns:wp="http://schemas.openxmlformats.org/drawingml/2006/wordprocessingDrawing" xmlns:w10="urn:schemas-microsoft-com:office:word" xmlns:w="http://schemas.openxmlformats.org/wordprocessingml/2006/main" xmlns:w14="http://schemas.microsoft.com/office/word/2010/wordml" xmlns:w15="http://schemas.microsoft.com/office/word/2012/wordml" xmlns:w16cex="http://schemas.microsoft.com/office/word/2018/wordml/cex" xmlns:w16cid="http://schemas.microsoft.com/office/word/2016/wordml/cid" xmlns:w16="http://schemas.microsoft.com/office/word/2018/wordml" xmlns:w16du="http://schemas.microsoft.com/office/word/2023/wordml/word16du" xmlns:w16sdtdh="http://schemas.microsoft.com/office/word/2020/wordml/sdtdatahash" xmlns:w16sdtfl="http://schemas.microsoft.com/office/word/2024/wordml/sdtformatlock" xmlns:w16se="http://schemas.microsoft.com/office/word/2015/wordml/symex" xmlns:wpg="http://schemas.microsoft.com/office/word/2010/wordprocessingGroup" xmlns:wpi="http://schemas.microsoft.com/office/word/2010/wordprocessingInk" xmlns:wne="http://schemas.microsoft.com/office/word/2006/wordml" xmlns:wps="http://schemas.microsoft.com/office/word/2010/wordprocessingShape" mc:Ignorable="w14 w15 w16se w16cid w16 w16cex w16sdtdh w16sdtfl w16du wp14">
   <w:body>
     <w:p>
       <w:pPr>
@@ -66,7 +66,6 @@
         <w:tc>
           <w:tcPr>
             <w:tcW w:w="14317" w:type="dxa"/>
-            <w:shd w:val="clear" w:color="auto" w:fill="auto"/>
             <w:vAlign w:val="center"/>
           </w:tcPr>
           <w:p>
@@ -143,8 +142,12 @@
       </w:r>
     </w:p>
     <w:sectPr>
-      <w:headerReference w:type="default" r:id="rId8"/>
-      <w:footerReference w:type="default" r:id="rId9"/>
+      <w:headerReference w:type="even" r:id="rId8"/>
+      <w:headerReference w:type="default" r:id="rId9"/>
+      <w:footerReference w:type="even" r:id="rId10"/>
+      <w:footerReference w:type="default" r:id="rId11"/>
+      <w:headerReference w:type="first" r:id="rId12"/>
+      <w:footerReference w:type="first" r:id="rId13"/>
       <w:pgSz w:w="15842" w:h="12242" w:orient="landscape"/>
       <w:pgMar w:top="720" w:right="720" w:bottom="720" w:left="720" w:header="720" w:footer="720" w:gutter="0"/>
       <w:pgNumType w:start="1"/>
@@ -155,7 +158,7 @@
 </file>
 
 <file path=word/endnotes.xml><?xml version="1.0" encoding="utf-8"?>
-<w:endnotes xmlns:wpc="http://schemas.microsoft.com/office/word/2010/wordprocessingCanvas" xmlns:cx="http://schemas.microsoft.com/office/drawing/2014/chartex" xmlns:cx1="http://schemas.microsoft.com/office/drawing/2015/9/8/chartex" xmlns:cx2="http://schemas.microsoft.com/office/drawing/2015/10/21/chartex" xmlns:cx3="http://schemas.microsoft.com/office/drawing/2016/5/9/chartex" xmlns:cx4="http://schemas.microsoft.com/office/drawing/2016/5/10/chartex" xmlns:cx5="http://schemas.microsoft.com/office/drawing/2016/5/11/chartex" xmlns:cx6="http://schemas.microsoft.com/office/drawing/2016/5/12/chartex" xmlns:cx7="http://schemas.microsoft.com/office/drawing/2016/5/13/chartex" xmlns:cx8="http://schemas.microsoft.com/office/drawing/2016/5/14/chartex" xmlns:mc="http://schemas.openxmlformats.org/markup-compatibility/2006" xmlns:aink="http://schemas.microsoft.com/office/drawing/2016/ink" xmlns:am3d="http://schemas.microsoft.com/office/drawing/2017/model3d" xmlns:o="urn:schemas-microsoft-com:office:office" xmlns:r="http://schemas.openxmlformats.org/officeDocument/2006/relationships" xmlns:m="http://schemas.openxmlformats.org/officeDocument/2006/math" xmlns:v="urn:schemas-microsoft-com:vml" xmlns:wp14="http://schemas.microsoft.com/office/word/2010/wordprocessingDrawing" xmlns:wp="http://schemas.openxmlformats.org/drawingml/2006/wordprocessingDrawing" xmlns:w10="urn:schemas-microsoft-com:office:word" xmlns:w="http://schemas.openxmlformats.org/wordprocessingml/2006/main" xmlns:w14="http://schemas.microsoft.com/office/word/2010/wordml" xmlns:w15="http://schemas.microsoft.com/office/word/2012/wordml" xmlns:w16cex="http://schemas.microsoft.com/office/word/2018/wordml/cex" xmlns:w16cid="http://schemas.microsoft.com/office/word/2016/wordml/cid" xmlns:w16="http://schemas.microsoft.com/office/word/2018/wordml" xmlns:w16sdtdh="http://schemas.microsoft.com/office/word/2020/wordml/sdtdatahash" xmlns:w16se="http://schemas.microsoft.com/office/word/2015/wordml/symex" xmlns:wpg="http://schemas.microsoft.com/office/word/2010/wordprocessingGroup" xmlns:wpi="http://schemas.microsoft.com/office/word/2010/wordprocessingInk" xmlns:wne="http://schemas.microsoft.com/office/word/2006/wordml" xmlns:wps="http://schemas.microsoft.com/office/word/2010/wordprocessingShape" mc:Ignorable="w14 w15 w16se w16cid w16 w16cex w16sdtdh wp14">
+<w:endnotes xmlns:wpc="http://schemas.microsoft.com/office/word/2010/wordprocessingCanvas" xmlns:cx="http://schemas.microsoft.com/office/drawing/2014/chartex" xmlns:cx1="http://schemas.microsoft.com/office/drawing/2015/9/8/chartex" xmlns:cx2="http://schemas.microsoft.com/office/drawing/2015/10/21/chartex" xmlns:cx3="http://schemas.microsoft.com/office/drawing/2016/5/9/chartex" xmlns:cx4="http://schemas.microsoft.com/office/drawing/2016/5/10/chartex" xmlns:cx5="http://schemas.microsoft.com/office/drawing/2016/5/11/chartex" xmlns:cx6="http://schemas.microsoft.com/office/drawing/2016/5/12/chartex" xmlns:cx7="http://schemas.microsoft.com/office/drawing/2016/5/13/chartex" xmlns:cx8="http://schemas.microsoft.com/office/drawing/2016/5/14/chartex" xmlns:mc="http://schemas.openxmlformats.org/markup-compatibility/2006" xmlns:aink="http://schemas.microsoft.com/office/drawing/2016/ink" xmlns:am3d="http://schemas.microsoft.com/office/drawing/2017/model3d" xmlns:o="urn:schemas-microsoft-com:office:office" xmlns:oel="http://schemas.microsoft.com/office/2019/extlst" xmlns:r="http://schemas.openxmlformats.org/officeDocument/2006/relationships" xmlns:m="http://schemas.openxmlformats.org/officeDocument/2006/math" xmlns:v="urn:schemas-microsoft-com:vml" xmlns:wp14="http://schemas.microsoft.com/office/word/2010/wordprocessingDrawing" xmlns:wp="http://schemas.openxmlformats.org/drawingml/2006/wordprocessingDrawing" xmlns:w10="urn:schemas-microsoft-com:office:word" xmlns:w="http://schemas.openxmlformats.org/wordprocessingml/2006/main" xmlns:w14="http://schemas.microsoft.com/office/word/2010/wordml" xmlns:w15="http://schemas.microsoft.com/office/word/2012/wordml" xmlns:w16cex="http://schemas.microsoft.com/office/word/2018/wordml/cex" xmlns:w16cid="http://schemas.microsoft.com/office/word/2016/wordml/cid" xmlns:w16="http://schemas.microsoft.com/office/word/2018/wordml" xmlns:w16du="http://schemas.microsoft.com/office/word/2023/wordml/word16du" xmlns:w16sdtdh="http://schemas.microsoft.com/office/word/2020/wordml/sdtdatahash" xmlns:w16sdtfl="http://schemas.microsoft.com/office/word/2024/wordml/sdtformatlock" xmlns:w16se="http://schemas.microsoft.com/office/word/2015/wordml/symex" xmlns:wpg="http://schemas.microsoft.com/office/word/2010/wordprocessingGroup" xmlns:wpi="http://schemas.microsoft.com/office/word/2010/wordprocessingInk" xmlns:wne="http://schemas.microsoft.com/office/word/2006/wordml" xmlns:wps="http://schemas.microsoft.com/office/word/2010/wordprocessingShape" mc:Ignorable="w14 w15 w16se w16cid w16 w16cex w16sdtdh w16sdtfl w16du wp14">
   <w:endnote w:type="separator" w:id="-1">
     <w:p>
       <w:pPr>
@@ -180,7 +183,17 @@
 </file>
 
 <file path=word/footer1.xml><?xml version="1.0" encoding="utf-8"?>
-<w:ftr xmlns:wpc="http://schemas.microsoft.com/office/word/2010/wordprocessingCanvas" xmlns:cx="http://schemas.microsoft.com/office/drawing/2014/chartex" xmlns:cx1="http://schemas.microsoft.com/office/drawing/2015/9/8/chartex" xmlns:cx2="http://schemas.microsoft.com/office/drawing/2015/10/21/chartex" xmlns:cx3="http://schemas.microsoft.com/office/drawing/2016/5/9/chartex" xmlns:cx4="http://schemas.microsoft.com/office/drawing/2016/5/10/chartex" xmlns:cx5="http://schemas.microsoft.com/office/drawing/2016/5/11/chartex" xmlns:cx6="http://schemas.microsoft.com/office/drawing/2016/5/12/chartex" xmlns:cx7="http://schemas.microsoft.com/office/drawing/2016/5/13/chartex" xmlns:cx8="http://schemas.microsoft.com/office/drawing/2016/5/14/chartex" xmlns:mc="http://schemas.openxmlformats.org/markup-compatibility/2006" xmlns:aink="http://schemas.microsoft.com/office/drawing/2016/ink" xmlns:am3d="http://schemas.microsoft.com/office/drawing/2017/model3d" xmlns:o="urn:schemas-microsoft-com:office:office" xmlns:r="http://schemas.openxmlformats.org/officeDocument/2006/relationships" xmlns:m="http://schemas.openxmlformats.org/officeDocument/2006/math" xmlns:v="urn:schemas-microsoft-com:vml" xmlns:wp14="http://schemas.microsoft.com/office/word/2010/wordprocessingDrawing" xmlns:wp="http://schemas.openxmlformats.org/drawingml/2006/wordprocessingDrawing" xmlns:w10="urn:schemas-microsoft-com:office:word" xmlns:w="http://schemas.openxmlformats.org/wordprocessingml/2006/main" xmlns:w14="http://schemas.microsoft.com/office/word/2010/wordml" xmlns:w15="http://schemas.microsoft.com/office/word/2012/wordml" xmlns:w16cex="http://schemas.microsoft.com/office/word/2018/wordml/cex" xmlns:w16cid="http://schemas.microsoft.com/office/word/2016/wordml/cid" xmlns:w16="http://schemas.microsoft.com/office/word/2018/wordml" xmlns:w16sdtdh="http://schemas.microsoft.com/office/word/2020/wordml/sdtdatahash" xmlns:w16se="http://schemas.microsoft.com/office/word/2015/wordml/symex" xmlns:wpg="http://schemas.microsoft.com/office/word/2010/wordprocessingGroup" xmlns:wpi="http://schemas.microsoft.com/office/word/2010/wordprocessingInk" xmlns:wne="http://schemas.microsoft.com/office/word/2006/wordml" xmlns:wps="http://schemas.microsoft.com/office/word/2010/wordprocessingShape" mc:Ignorable="w14 w15 w16se w16cid w16 w16cex w16sdtdh wp14">
+<w:ftr xmlns:wpc="http://schemas.microsoft.com/office/word/2010/wordprocessingCanvas" xmlns:cx="http://schemas.microsoft.com/office/drawing/2014/chartex" xmlns:cx1="http://schemas.microsoft.com/office/drawing/2015/9/8/chartex" xmlns:cx2="http://schemas.microsoft.com/office/drawing/2015/10/21/chartex" xmlns:cx3="http://schemas.microsoft.com/office/drawing/2016/5/9/chartex" xmlns:cx4="http://schemas.microsoft.com/office/drawing/2016/5/10/chartex" xmlns:cx5="http://schemas.microsoft.com/office/drawing/2016/5/11/chartex" xmlns:cx6="http://schemas.microsoft.com/office/drawing/2016/5/12/chartex" xmlns:cx7="http://schemas.microsoft.com/office/drawing/2016/5/13/chartex" xmlns:cx8="http://schemas.microsoft.com/office/drawing/2016/5/14/chartex" xmlns:mc="http://schemas.openxmlformats.org/markup-compatibility/2006" xmlns:aink="http://schemas.microsoft.com/office/drawing/2016/ink" xmlns:am3d="http://schemas.microsoft.com/office/drawing/2017/model3d" xmlns:o="urn:schemas-microsoft-com:office:office" xmlns:oel="http://schemas.microsoft.com/office/2019/extlst" xmlns:r="http://schemas.openxmlformats.org/officeDocument/2006/relationships" xmlns:m="http://schemas.openxmlformats.org/officeDocument/2006/math" xmlns:v="urn:schemas-microsoft-com:vml" xmlns:wp14="http://schemas.microsoft.com/office/word/2010/wordprocessingDrawing" xmlns:wp="http://schemas.openxmlformats.org/drawingml/2006/wordprocessingDrawing" xmlns:w10="urn:schemas-microsoft-com:office:word" xmlns:w="http://schemas.openxmlformats.org/wordprocessingml/2006/main" xmlns:w14="http://schemas.microsoft.com/office/word/2010/wordml" xmlns:w15="http://schemas.microsoft.com/office/word/2012/wordml" xmlns:w16cex="http://schemas.microsoft.com/office/word/2018/wordml/cex" xmlns:w16cid="http://schemas.microsoft.com/office/word/2016/wordml/cid" xmlns:w16="http://schemas.microsoft.com/office/word/2018/wordml" xmlns:w16du="http://schemas.microsoft.com/office/word/2023/wordml/word16du" xmlns:w16sdtdh="http://schemas.microsoft.com/office/word/2020/wordml/sdtdatahash" xmlns:w16sdtfl="http://schemas.microsoft.com/office/word/2024/wordml/sdtformatlock" xmlns:w16se="http://schemas.microsoft.com/office/word/2015/wordml/symex" xmlns:wpg="http://schemas.microsoft.com/office/word/2010/wordprocessingGroup" xmlns:wpi="http://schemas.microsoft.com/office/word/2010/wordprocessingInk" xmlns:wne="http://schemas.microsoft.com/office/word/2006/wordml" xmlns:wps="http://schemas.microsoft.com/office/word/2010/wordprocessingShape" mc:Ignorable="w14 w15 w16se w16cid w16 w16cex w16sdtdh w16sdtfl w16du wp14">
+  <w:p>
+    <w:pPr>
+      <w:pStyle w:val="Piedepgina"/>
+    </w:pPr>
+  </w:p>
+</w:ftr>
+</file>
+
+<file path=word/footer2.xml><?xml version="1.0" encoding="utf-8"?>
+<w:ftr xmlns:wpc="http://schemas.microsoft.com/office/word/2010/wordprocessingCanvas" xmlns:cx="http://schemas.microsoft.com/office/drawing/2014/chartex" xmlns:cx1="http://schemas.microsoft.com/office/drawing/2015/9/8/chartex" xmlns:cx2="http://schemas.microsoft.com/office/drawing/2015/10/21/chartex" xmlns:cx3="http://schemas.microsoft.com/office/drawing/2016/5/9/chartex" xmlns:cx4="http://schemas.microsoft.com/office/drawing/2016/5/10/chartex" xmlns:cx5="http://schemas.microsoft.com/office/drawing/2016/5/11/chartex" xmlns:cx6="http://schemas.microsoft.com/office/drawing/2016/5/12/chartex" xmlns:cx7="http://schemas.microsoft.com/office/drawing/2016/5/13/chartex" xmlns:cx8="http://schemas.microsoft.com/office/drawing/2016/5/14/chartex" xmlns:mc="http://schemas.openxmlformats.org/markup-compatibility/2006" xmlns:aink="http://schemas.microsoft.com/office/drawing/2016/ink" xmlns:am3d="http://schemas.microsoft.com/office/drawing/2017/model3d" xmlns:o="urn:schemas-microsoft-com:office:office" xmlns:oel="http://schemas.microsoft.com/office/2019/extlst" xmlns:r="http://schemas.openxmlformats.org/officeDocument/2006/relationships" xmlns:m="http://schemas.openxmlformats.org/officeDocument/2006/math" xmlns:v="urn:schemas-microsoft-com:vml" xmlns:wp14="http://schemas.microsoft.com/office/word/2010/wordprocessingDrawing" xmlns:wp="http://schemas.openxmlformats.org/drawingml/2006/wordprocessingDrawing" xmlns:w10="urn:schemas-microsoft-com:office:word" xmlns:w="http://schemas.openxmlformats.org/wordprocessingml/2006/main" xmlns:w14="http://schemas.microsoft.com/office/word/2010/wordml" xmlns:w15="http://schemas.microsoft.com/office/word/2012/wordml" xmlns:w16cex="http://schemas.microsoft.com/office/word/2018/wordml/cex" xmlns:w16cid="http://schemas.microsoft.com/office/word/2016/wordml/cid" xmlns:w16="http://schemas.microsoft.com/office/word/2018/wordml" xmlns:w16du="http://schemas.microsoft.com/office/word/2023/wordml/word16du" xmlns:w16sdtdh="http://schemas.microsoft.com/office/word/2020/wordml/sdtdatahash" xmlns:w16sdtfl="http://schemas.microsoft.com/office/word/2024/wordml/sdtformatlock" xmlns:w16se="http://schemas.microsoft.com/office/word/2015/wordml/symex" xmlns:wpg="http://schemas.microsoft.com/office/word/2010/wordprocessingGroup" xmlns:wpi="http://schemas.microsoft.com/office/word/2010/wordprocessingInk" xmlns:wne="http://schemas.microsoft.com/office/word/2006/wordml" xmlns:wps="http://schemas.microsoft.com/office/word/2010/wordprocessingShape" mc:Ignorable="w14 w15 w16se w16cid w16 w16cex w16sdtdh w16sdtfl w16du wp14">
   <w:p>
     <w:pPr>
       <w:pBdr>
@@ -316,8 +329,18 @@
 </w:ftr>
 </file>
 
+<file path=word/footer3.xml><?xml version="1.0" encoding="utf-8"?>
+<w:ftr xmlns:wpc="http://schemas.microsoft.com/office/word/2010/wordprocessingCanvas" xmlns:cx="http://schemas.microsoft.com/office/drawing/2014/chartex" xmlns:cx1="http://schemas.microsoft.com/office/drawing/2015/9/8/chartex" xmlns:cx2="http://schemas.microsoft.com/office/drawing/2015/10/21/chartex" xmlns:cx3="http://schemas.microsoft.com/office/drawing/2016/5/9/chartex" xmlns:cx4="http://schemas.microsoft.com/office/drawing/2016/5/10/chartex" xmlns:cx5="http://schemas.microsoft.com/office/drawing/2016/5/11/chartex" xmlns:cx6="http://schemas.microsoft.com/office/drawing/2016/5/12/chartex" xmlns:cx7="http://schemas.microsoft.com/office/drawing/2016/5/13/chartex" xmlns:cx8="http://schemas.microsoft.com/office/drawing/2016/5/14/chartex" xmlns:mc="http://schemas.openxmlformats.org/markup-compatibility/2006" xmlns:aink="http://schemas.microsoft.com/office/drawing/2016/ink" xmlns:am3d="http://schemas.microsoft.com/office/drawing/2017/model3d" xmlns:o="urn:schemas-microsoft-com:office:office" xmlns:oel="http://schemas.microsoft.com/office/2019/extlst" xmlns:r="http://schemas.openxmlformats.org/officeDocument/2006/relationships" xmlns:m="http://schemas.openxmlformats.org/officeDocument/2006/math" xmlns:v="urn:schemas-microsoft-com:vml" xmlns:wp14="http://schemas.microsoft.com/office/word/2010/wordprocessingDrawing" xmlns:wp="http://schemas.openxmlformats.org/drawingml/2006/wordprocessingDrawing" xmlns:w10="urn:schemas-microsoft-com:office:word" xmlns:w="http://schemas.openxmlformats.org/wordprocessingml/2006/main" xmlns:w14="http://schemas.microsoft.com/office/word/2010/wordml" xmlns:w15="http://schemas.microsoft.com/office/word/2012/wordml" xmlns:w16cex="http://schemas.microsoft.com/office/word/2018/wordml/cex" xmlns:w16cid="http://schemas.microsoft.com/office/word/2016/wordml/cid" xmlns:w16="http://schemas.microsoft.com/office/word/2018/wordml" xmlns:w16du="http://schemas.microsoft.com/office/word/2023/wordml/word16du" xmlns:w16sdtdh="http://schemas.microsoft.com/office/word/2020/wordml/sdtdatahash" xmlns:w16sdtfl="http://schemas.microsoft.com/office/word/2024/wordml/sdtformatlock" xmlns:w16se="http://schemas.microsoft.com/office/word/2015/wordml/symex" xmlns:wpg="http://schemas.microsoft.com/office/word/2010/wordprocessingGroup" xmlns:wpi="http://schemas.microsoft.com/office/word/2010/wordprocessingInk" xmlns:wne="http://schemas.microsoft.com/office/word/2006/wordml" xmlns:wps="http://schemas.microsoft.com/office/word/2010/wordprocessingShape" mc:Ignorable="w14 w15 w16se w16cid w16 w16cex w16sdtdh w16sdtfl w16du wp14">
+  <w:p>
+    <w:pPr>
+      <w:pStyle w:val="Piedepgina"/>
+    </w:pPr>
+  </w:p>
+</w:ftr>
+</file>
+
 <file path=word/footnotes.xml><?xml version="1.0" encoding="utf-8"?>
-<w:footnotes xmlns:wpc="http://schemas.microsoft.com/office/word/2010/wordprocessingCanvas" xmlns:cx="http://schemas.microsoft.com/office/drawing/2014/chartex" xmlns:cx1="http://schemas.microsoft.com/office/drawing/2015/9/8/chartex" xmlns:cx2="http://schemas.microsoft.com/office/drawing/2015/10/21/chartex" xmlns:cx3="http://schemas.microsoft.com/office/drawing/2016/5/9/chartex" xmlns:cx4="http://schemas.microsoft.com/office/drawing/2016/5/10/chartex" xmlns:cx5="http://schemas.microsoft.com/office/drawing/2016/5/11/chartex" xmlns:cx6="http://schemas.microsoft.com/office/drawing/2016/5/12/chartex" xmlns:cx7="http://schemas.microsoft.com/office/drawing/2016/5/13/chartex" xmlns:cx8="http://schemas.microsoft.com/office/drawing/2016/5/14/chartex" xmlns:mc="http://schemas.openxmlformats.org/markup-compatibility/2006" xmlns:aink="http://schemas.microsoft.com/office/drawing/2016/ink" xmlns:am3d="http://schemas.microsoft.com/office/drawing/2017/model3d" xmlns:o="urn:schemas-microsoft-com:office:office" xmlns:r="http://schemas.openxmlformats.org/officeDocument/2006/relationships" xmlns:m="http://schemas.openxmlformats.org/officeDocument/2006/math" xmlns:v="urn:schemas-microsoft-com:vml" xmlns:wp14="http://schemas.microsoft.com/office/word/2010/wordprocessingDrawing" xmlns:wp="http://schemas.openxmlformats.org/drawingml/2006/wordprocessingDrawing" xmlns:w10="urn:schemas-microsoft-com:office:word" xmlns:w="http://schemas.openxmlformats.org/wordprocessingml/2006/main" xmlns:w14="http://schemas.microsoft.com/office/word/2010/wordml" xmlns:w15="http://schemas.microsoft.com/office/word/2012/wordml" xmlns:w16cex="http://schemas.microsoft.com/office/word/2018/wordml/cex" xmlns:w16cid="http://schemas.microsoft.com/office/word/2016/wordml/cid" xmlns:w16="http://schemas.microsoft.com/office/word/2018/wordml" xmlns:w16sdtdh="http://schemas.microsoft.com/office/word/2020/wordml/sdtdatahash" xmlns:w16se="http://schemas.microsoft.com/office/word/2015/wordml/symex" xmlns:wpg="http://schemas.microsoft.com/office/word/2010/wordprocessingGroup" xmlns:wpi="http://schemas.microsoft.com/office/word/2010/wordprocessingInk" xmlns:wne="http://schemas.microsoft.com/office/word/2006/wordml" xmlns:wps="http://schemas.microsoft.com/office/word/2010/wordprocessingShape" mc:Ignorable="w14 w15 w16se w16cid w16 w16cex w16sdtdh wp14">
+<w:footnotes xmlns:wpc="http://schemas.microsoft.com/office/word/2010/wordprocessingCanvas" xmlns:cx="http://schemas.microsoft.com/office/drawing/2014/chartex" xmlns:cx1="http://schemas.microsoft.com/office/drawing/2015/9/8/chartex" xmlns:cx2="http://schemas.microsoft.com/office/drawing/2015/10/21/chartex" xmlns:cx3="http://schemas.microsoft.com/office/drawing/2016/5/9/chartex" xmlns:cx4="http://schemas.microsoft.com/office/drawing/2016/5/10/chartex" xmlns:cx5="http://schemas.microsoft.com/office/drawing/2016/5/11/chartex" xmlns:cx6="http://schemas.microsoft.com/office/drawing/2016/5/12/chartex" xmlns:cx7="http://schemas.microsoft.com/office/drawing/2016/5/13/chartex" xmlns:cx8="http://schemas.microsoft.com/office/drawing/2016/5/14/chartex" xmlns:mc="http://schemas.openxmlformats.org/markup-compatibility/2006" xmlns:aink="http://schemas.microsoft.com/office/drawing/2016/ink" xmlns:am3d="http://schemas.microsoft.com/office/drawing/2017/model3d" xmlns:o="urn:schemas-microsoft-com:office:office" xmlns:oel="http://schemas.microsoft.com/office/2019/extlst" xmlns:r="http://schemas.openxmlformats.org/officeDocument/2006/relationships" xmlns:m="http://schemas.openxmlformats.org/officeDocument/2006/math" xmlns:v="urn:schemas-microsoft-com:vml" xmlns:wp14="http://schemas.microsoft.com/office/word/2010/wordprocessingDrawing" xmlns:wp="http://schemas.openxmlformats.org/drawingml/2006/wordprocessingDrawing" xmlns:w10="urn:schemas-microsoft-com:office:word" xmlns:w="http://schemas.openxmlformats.org/wordprocessingml/2006/main" xmlns:w14="http://schemas.microsoft.com/office/word/2010/wordml" xmlns:w15="http://schemas.microsoft.com/office/word/2012/wordml" xmlns:w16cex="http://schemas.microsoft.com/office/word/2018/wordml/cex" xmlns:w16cid="http://schemas.microsoft.com/office/word/2016/wordml/cid" xmlns:w16="http://schemas.microsoft.com/office/word/2018/wordml" xmlns:w16du="http://schemas.microsoft.com/office/word/2023/wordml/word16du" xmlns:w16sdtdh="http://schemas.microsoft.com/office/word/2020/wordml/sdtdatahash" xmlns:w16sdtfl="http://schemas.microsoft.com/office/word/2024/wordml/sdtformatlock" xmlns:w16se="http://schemas.microsoft.com/office/word/2015/wordml/symex" xmlns:wpg="http://schemas.microsoft.com/office/word/2010/wordprocessingGroup" xmlns:wpi="http://schemas.microsoft.com/office/word/2010/wordprocessingInk" xmlns:wne="http://schemas.microsoft.com/office/word/2006/wordml" xmlns:wps="http://schemas.microsoft.com/office/word/2010/wordprocessingShape" mc:Ignorable="w14 w15 w16se w16cid w16 w16cex w16sdtdh w16sdtfl w16du wp14">
   <w:footnote w:type="separator" w:id="-1">
     <w:p>
       <w:pPr>
@@ -342,7 +365,17 @@
 </file>
 
 <file path=word/header1.xml><?xml version="1.0" encoding="utf-8"?>
-<w:hdr xmlns:wpc="http://schemas.microsoft.com/office/word/2010/wordprocessingCanvas" xmlns:cx="http://schemas.microsoft.com/office/drawing/2014/chartex" xmlns:cx1="http://schemas.microsoft.com/office/drawing/2015/9/8/chartex" xmlns:cx2="http://schemas.microsoft.com/office/drawing/2015/10/21/chartex" xmlns:cx3="http://schemas.microsoft.com/office/drawing/2016/5/9/chartex" xmlns:cx4="http://schemas.microsoft.com/office/drawing/2016/5/10/chartex" xmlns:cx5="http://schemas.microsoft.com/office/drawing/2016/5/11/chartex" xmlns:cx6="http://schemas.microsoft.com/office/drawing/2016/5/12/chartex" xmlns:cx7="http://schemas.microsoft.com/office/drawing/2016/5/13/chartex" xmlns:cx8="http://schemas.microsoft.com/office/drawing/2016/5/14/chartex" xmlns:mc="http://schemas.openxmlformats.org/markup-compatibility/2006" xmlns:aink="http://schemas.microsoft.com/office/drawing/2016/ink" xmlns:am3d="http://schemas.microsoft.com/office/drawing/2017/model3d" xmlns:o="urn:schemas-microsoft-com:office:office" xmlns:r="http://schemas.openxmlformats.org/officeDocument/2006/relationships" xmlns:m="http://schemas.openxmlformats.org/officeDocument/2006/math" xmlns:v="urn:schemas-microsoft-com:vml" xmlns:wp14="http://schemas.microsoft.com/office/word/2010/wordprocessingDrawing" xmlns:wp="http://schemas.openxmlformats.org/drawingml/2006/wordprocessingDrawing" xmlns:w10="urn:schemas-microsoft-com:office:word" xmlns:w="http://schemas.openxmlformats.org/wordprocessingml/2006/main" xmlns:w14="http://schemas.microsoft.com/office/word/2010/wordml" xmlns:w15="http://schemas.microsoft.com/office/word/2012/wordml" xmlns:w16cex="http://schemas.microsoft.com/office/word/2018/wordml/cex" xmlns:w16cid="http://schemas.microsoft.com/office/word/2016/wordml/cid" xmlns:w16="http://schemas.microsoft.com/office/word/2018/wordml" xmlns:w16sdtdh="http://schemas.microsoft.com/office/word/2020/wordml/sdtdatahash" xmlns:w16se="http://schemas.microsoft.com/office/word/2015/wordml/symex" xmlns:wpg="http://schemas.microsoft.com/office/word/2010/wordprocessingGroup" xmlns:wpi="http://schemas.microsoft.com/office/word/2010/wordprocessingInk" xmlns:wne="http://schemas.microsoft.com/office/word/2006/wordml" xmlns:wps="http://schemas.microsoft.com/office/word/2010/wordprocessingShape" mc:Ignorable="w14 w15 w16se w16cid w16 w16cex w16sdtdh wp14">
+<w:hdr xmlns:wpc="http://schemas.microsoft.com/office/word/2010/wordprocessingCanvas" xmlns:cx="http://schemas.microsoft.com/office/drawing/2014/chartex" xmlns:cx1="http://schemas.microsoft.com/office/drawing/2015/9/8/chartex" xmlns:cx2="http://schemas.microsoft.com/office/drawing/2015/10/21/chartex" xmlns:cx3="http://schemas.microsoft.com/office/drawing/2016/5/9/chartex" xmlns:cx4="http://schemas.microsoft.com/office/drawing/2016/5/10/chartex" xmlns:cx5="http://schemas.microsoft.com/office/drawing/2016/5/11/chartex" xmlns:cx6="http://schemas.microsoft.com/office/drawing/2016/5/12/chartex" xmlns:cx7="http://schemas.microsoft.com/office/drawing/2016/5/13/chartex" xmlns:cx8="http://schemas.microsoft.com/office/drawing/2016/5/14/chartex" xmlns:mc="http://schemas.openxmlformats.org/markup-compatibility/2006" xmlns:aink="http://schemas.microsoft.com/office/drawing/2016/ink" xmlns:am3d="http://schemas.microsoft.com/office/drawing/2017/model3d" xmlns:o="urn:schemas-microsoft-com:office:office" xmlns:oel="http://schemas.microsoft.com/office/2019/extlst" xmlns:r="http://schemas.openxmlformats.org/officeDocument/2006/relationships" xmlns:m="http://schemas.openxmlformats.org/officeDocument/2006/math" xmlns:v="urn:schemas-microsoft-com:vml" xmlns:wp14="http://schemas.microsoft.com/office/word/2010/wordprocessingDrawing" xmlns:wp="http://schemas.openxmlformats.org/drawingml/2006/wordprocessingDrawing" xmlns:w10="urn:schemas-microsoft-com:office:word" xmlns:w="http://schemas.openxmlformats.org/wordprocessingml/2006/main" xmlns:w14="http://schemas.microsoft.com/office/word/2010/wordml" xmlns:w15="http://schemas.microsoft.com/office/word/2012/wordml" xmlns:w16cex="http://schemas.microsoft.com/office/word/2018/wordml/cex" xmlns:w16cid="http://schemas.microsoft.com/office/word/2016/wordml/cid" xmlns:w16="http://schemas.microsoft.com/office/word/2018/wordml" xmlns:w16du="http://schemas.microsoft.com/office/word/2023/wordml/word16du" xmlns:w16sdtdh="http://schemas.microsoft.com/office/word/2020/wordml/sdtdatahash" xmlns:w16sdtfl="http://schemas.microsoft.com/office/word/2024/wordml/sdtformatlock" xmlns:w16se="http://schemas.microsoft.com/office/word/2015/wordml/symex" xmlns:wpg="http://schemas.microsoft.com/office/word/2010/wordprocessingGroup" xmlns:wpi="http://schemas.microsoft.com/office/word/2010/wordprocessingInk" xmlns:wne="http://schemas.microsoft.com/office/word/2006/wordml" xmlns:wps="http://schemas.microsoft.com/office/word/2010/wordprocessingShape" mc:Ignorable="w14 w15 w16se w16cid w16 w16cex w16sdtdh w16sdtfl w16du wp14">
+  <w:p>
+    <w:pPr>
+      <w:pStyle w:val="Encabezado"/>
+    </w:pPr>
+  </w:p>
+</w:hdr>
+</file>
+
+<file path=word/header2.xml><?xml version="1.0" encoding="utf-8"?>
+<w:hdr xmlns:wpc="http://schemas.microsoft.com/office/word/2010/wordprocessingCanvas" xmlns:cx="http://schemas.microsoft.com/office/drawing/2014/chartex" xmlns:cx1="http://schemas.microsoft.com/office/drawing/2015/9/8/chartex" xmlns:cx2="http://schemas.microsoft.com/office/drawing/2015/10/21/chartex" xmlns:cx3="http://schemas.microsoft.com/office/drawing/2016/5/9/chartex" xmlns:cx4="http://schemas.microsoft.com/office/drawing/2016/5/10/chartex" xmlns:cx5="http://schemas.microsoft.com/office/drawing/2016/5/11/chartex" xmlns:cx6="http://schemas.microsoft.com/office/drawing/2016/5/12/chartex" xmlns:cx7="http://schemas.microsoft.com/office/drawing/2016/5/13/chartex" xmlns:cx8="http://schemas.microsoft.com/office/drawing/2016/5/14/chartex" xmlns:mc="http://schemas.openxmlformats.org/markup-compatibility/2006" xmlns:aink="http://schemas.microsoft.com/office/drawing/2016/ink" xmlns:am3d="http://schemas.microsoft.com/office/drawing/2017/model3d" xmlns:o="urn:schemas-microsoft-com:office:office" xmlns:oel="http://schemas.microsoft.com/office/2019/extlst" xmlns:r="http://schemas.openxmlformats.org/officeDocument/2006/relationships" xmlns:m="http://schemas.openxmlformats.org/officeDocument/2006/math" xmlns:v="urn:schemas-microsoft-com:vml" xmlns:wp14="http://schemas.microsoft.com/office/word/2010/wordprocessingDrawing" xmlns:wp="http://schemas.openxmlformats.org/drawingml/2006/wordprocessingDrawing" xmlns:w10="urn:schemas-microsoft-com:office:word" xmlns:w="http://schemas.openxmlformats.org/wordprocessingml/2006/main" xmlns:w14="http://schemas.microsoft.com/office/word/2010/wordml" xmlns:w15="http://schemas.microsoft.com/office/word/2012/wordml" xmlns:w16cex="http://schemas.microsoft.com/office/word/2018/wordml/cex" xmlns:w16cid="http://schemas.microsoft.com/office/word/2016/wordml/cid" xmlns:w16="http://schemas.microsoft.com/office/word/2018/wordml" xmlns:w16du="http://schemas.microsoft.com/office/word/2023/wordml/word16du" xmlns:w16sdtdh="http://schemas.microsoft.com/office/word/2020/wordml/sdtdatahash" xmlns:w16sdtfl="http://schemas.microsoft.com/office/word/2024/wordml/sdtformatlock" xmlns:w16se="http://schemas.microsoft.com/office/word/2015/wordml/symex" xmlns:wpg="http://schemas.microsoft.com/office/word/2010/wordprocessingGroup" xmlns:wpi="http://schemas.microsoft.com/office/word/2010/wordprocessingInk" xmlns:wne="http://schemas.microsoft.com/office/word/2006/wordml" xmlns:wps="http://schemas.microsoft.com/office/word/2010/wordprocessingShape" mc:Ignorable="w14 w15 w16se w16cid w16 w16cex w16sdtdh w16sdtfl w16du wp14">
   <w:p>
     <w:pPr>
       <w:pBdr>
@@ -373,7 +406,7 @@
         <w:szCs w:val="28"/>
       </w:rPr>
       <w:drawing>
-        <wp:anchor distT="0" distB="0" distL="114300" distR="114300" simplePos="0" relativeHeight="251658240" behindDoc="0" locked="0" layoutInCell="1" hidden="0" allowOverlap="1" wp14:anchorId="530BB0CC" wp14:editId="028A5D73">
+        <wp:anchor distT="0" distB="0" distL="114300" distR="114300" simplePos="0" relativeHeight="251658240" behindDoc="0" locked="0" layoutInCell="1" hidden="0" allowOverlap="1" wp14:anchorId="530BB0CC" wp14:editId="00B088E9">
           <wp:simplePos x="0" y="0"/>
           <wp:positionH relativeFrom="margin">
             <wp:posOffset>5715</wp:posOffset>
@@ -421,7 +454,7 @@
         <w:noProof/>
       </w:rPr>
       <w:drawing>
-        <wp:anchor distT="0" distB="0" distL="0" distR="0" simplePos="0" relativeHeight="251659264" behindDoc="1" locked="0" layoutInCell="1" hidden="0" allowOverlap="1" wp14:anchorId="112FC85E" wp14:editId="71266B7B">
+        <wp:anchor distT="0" distB="0" distL="0" distR="0" simplePos="0" relativeHeight="251659264" behindDoc="1" locked="0" layoutInCell="1" hidden="0" allowOverlap="1" wp14:anchorId="112FC85E" wp14:editId="4D63412E">
           <wp:simplePos x="0" y="0"/>
           <wp:positionH relativeFrom="column">
             <wp:posOffset>7834630</wp:posOffset>
@@ -452,54 +485,6 @@
                   <a:xfrm>
                     <a:off x="0" y="0"/>
                     <a:ext cx="1310640" cy="299085"/>
-                  </a:xfrm>
-                  <a:prstGeom prst="rect">
-                    <a:avLst/>
-                  </a:prstGeom>
-                  <a:ln/>
-                </pic:spPr>
-              </pic:pic>
-            </a:graphicData>
-          </a:graphic>
-        </wp:anchor>
-      </w:drawing>
-    </w:r>
-    <w:r>
-      <w:rPr>
-        <w:noProof/>
-      </w:rPr>
-      <w:drawing>
-        <wp:anchor distT="114300" distB="114300" distL="114300" distR="114300" simplePos="0" relativeHeight="251660288" behindDoc="0" locked="0" layoutInCell="1" hidden="0" allowOverlap="1" wp14:anchorId="69F63A67" wp14:editId="262B70D7">
-          <wp:simplePos x="0" y="0"/>
-          <wp:positionH relativeFrom="column">
-            <wp:posOffset>5716</wp:posOffset>
-          </wp:positionH>
-          <wp:positionV relativeFrom="paragraph">
-            <wp:posOffset>-161924</wp:posOffset>
-          </wp:positionV>
-          <wp:extent cx="1005013" cy="471488"/>
-          <wp:effectExtent l="0" t="0" r="0" b="0"/>
-          <wp:wrapNone/>
-          <wp:docPr id="4" name="image1.png"/>
-          <wp:cNvGraphicFramePr/>
-          <a:graphic xmlns:a="http://schemas.openxmlformats.org/drawingml/2006/main">
-            <a:graphicData uri="http://schemas.openxmlformats.org/drawingml/2006/picture">
-              <pic:pic xmlns:pic="http://schemas.openxmlformats.org/drawingml/2006/picture">
-                <pic:nvPicPr>
-                  <pic:cNvPr id="0" name="image1.png"/>
-                  <pic:cNvPicPr preferRelativeResize="0"/>
-                </pic:nvPicPr>
-                <pic:blipFill>
-                  <a:blip r:embed="rId3"/>
-                  <a:srcRect/>
-                  <a:stretch>
-                    <a:fillRect/>
-                  </a:stretch>
-                </pic:blipFill>
-                <pic:spPr>
-                  <a:xfrm>
-                    <a:off x="0" y="0"/>
-                    <a:ext cx="1005013" cy="471488"/>
                   </a:xfrm>
                   <a:prstGeom prst="rect">
                     <a:avLst/>
@@ -711,8 +696,18 @@
 </w:hdr>
 </file>
 
+<file path=word/header3.xml><?xml version="1.0" encoding="utf-8"?>
+<w:hdr xmlns:wpc="http://schemas.microsoft.com/office/word/2010/wordprocessingCanvas" xmlns:cx="http://schemas.microsoft.com/office/drawing/2014/chartex" xmlns:cx1="http://schemas.microsoft.com/office/drawing/2015/9/8/chartex" xmlns:cx2="http://schemas.microsoft.com/office/drawing/2015/10/21/chartex" xmlns:cx3="http://schemas.microsoft.com/office/drawing/2016/5/9/chartex" xmlns:cx4="http://schemas.microsoft.com/office/drawing/2016/5/10/chartex" xmlns:cx5="http://schemas.microsoft.com/office/drawing/2016/5/11/chartex" xmlns:cx6="http://schemas.microsoft.com/office/drawing/2016/5/12/chartex" xmlns:cx7="http://schemas.microsoft.com/office/drawing/2016/5/13/chartex" xmlns:cx8="http://schemas.microsoft.com/office/drawing/2016/5/14/chartex" xmlns:mc="http://schemas.openxmlformats.org/markup-compatibility/2006" xmlns:aink="http://schemas.microsoft.com/office/drawing/2016/ink" xmlns:am3d="http://schemas.microsoft.com/office/drawing/2017/model3d" xmlns:o="urn:schemas-microsoft-com:office:office" xmlns:oel="http://schemas.microsoft.com/office/2019/extlst" xmlns:r="http://schemas.openxmlformats.org/officeDocument/2006/relationships" xmlns:m="http://schemas.openxmlformats.org/officeDocument/2006/math" xmlns:v="urn:schemas-microsoft-com:vml" xmlns:wp14="http://schemas.microsoft.com/office/word/2010/wordprocessingDrawing" xmlns:wp="http://schemas.openxmlformats.org/drawingml/2006/wordprocessingDrawing" xmlns:w10="urn:schemas-microsoft-com:office:word" xmlns:w="http://schemas.openxmlformats.org/wordprocessingml/2006/main" xmlns:w14="http://schemas.microsoft.com/office/word/2010/wordml" xmlns:w15="http://schemas.microsoft.com/office/word/2012/wordml" xmlns:w16cex="http://schemas.microsoft.com/office/word/2018/wordml/cex" xmlns:w16cid="http://schemas.microsoft.com/office/word/2016/wordml/cid" xmlns:w16="http://schemas.microsoft.com/office/word/2018/wordml" xmlns:w16du="http://schemas.microsoft.com/office/word/2023/wordml/word16du" xmlns:w16sdtdh="http://schemas.microsoft.com/office/word/2020/wordml/sdtdatahash" xmlns:w16sdtfl="http://schemas.microsoft.com/office/word/2024/wordml/sdtformatlock" xmlns:w16se="http://schemas.microsoft.com/office/word/2015/wordml/symex" xmlns:wpg="http://schemas.microsoft.com/office/word/2010/wordprocessingGroup" xmlns:wpi="http://schemas.microsoft.com/office/word/2010/wordprocessingInk" xmlns:wne="http://schemas.microsoft.com/office/word/2006/wordml" xmlns:wps="http://schemas.microsoft.com/office/word/2010/wordprocessingShape" mc:Ignorable="w14 w15 w16se w16cid w16 w16cex w16sdtdh w16sdtfl w16du wp14">
+  <w:p>
+    <w:pPr>
+      <w:pStyle w:val="Encabezado"/>
+    </w:pPr>
+  </w:p>
+</w:hdr>
+</file>
+
 <file path=word/styles.xml><?xml version="1.0" encoding="utf-8"?>
-<w:styles xmlns:mc="http://schemas.openxmlformats.org/markup-compatibility/2006" xmlns:r="http://schemas.openxmlformats.org/officeDocument/2006/relationships" xmlns:w="http://schemas.openxmlformats.org/wordprocessingml/2006/main" xmlns:w14="http://schemas.microsoft.com/office/word/2010/wordml" xmlns:w15="http://schemas.microsoft.com/office/word/2012/wordml" xmlns:w16cex="http://schemas.microsoft.com/office/word/2018/wordml/cex" xmlns:w16cid="http://schemas.microsoft.com/office/word/2016/wordml/cid" xmlns:w16="http://schemas.microsoft.com/office/word/2018/wordml" xmlns:w16sdtdh="http://schemas.microsoft.com/office/word/2020/wordml/sdtdatahash" xmlns:w16se="http://schemas.microsoft.com/office/word/2015/wordml/symex" mc:Ignorable="w14 w15 w16se w16cid w16 w16cex w16sdtdh">
+<w:styles xmlns:mc="http://schemas.openxmlformats.org/markup-compatibility/2006" xmlns:r="http://schemas.openxmlformats.org/officeDocument/2006/relationships" xmlns:w="http://schemas.openxmlformats.org/wordprocessingml/2006/main" xmlns:w14="http://schemas.microsoft.com/office/word/2010/wordml" xmlns:w15="http://schemas.microsoft.com/office/word/2012/wordml" xmlns:w16cex="http://schemas.microsoft.com/office/word/2018/wordml/cex" xmlns:w16cid="http://schemas.microsoft.com/office/word/2016/wordml/cid" xmlns:w16="http://schemas.microsoft.com/office/word/2018/wordml" xmlns:w16du="http://schemas.microsoft.com/office/word/2023/wordml/word16du" xmlns:w16sdtdh="http://schemas.microsoft.com/office/word/2020/wordml/sdtdatahash" xmlns:w16sdtfl="http://schemas.microsoft.com/office/word/2024/wordml/sdtformatlock" xmlns:w16se="http://schemas.microsoft.com/office/word/2015/wordml/symex" mc:Ignorable="w14 w15 w16se w16cid w16 w16cex w16sdtdh w16sdtfl w16du">
   <w:docDefaults>
     <w:rPrDefault>
       <w:rPr>
@@ -1536,9 +1531,7 @@
       <w:tblStyleRowBandSize w:val="1"/>
       <w:tblStyleColBandSize w:val="1"/>
       <w:tblCellMar>
-        <w:top w:w="0" w:type="dxa"/>
         <w:left w:w="115" w:type="dxa"/>
-        <w:bottom w:w="0" w:type="dxa"/>
         <w:right w:w="115" w:type="dxa"/>
       </w:tblCellMar>
     </w:tblPr>
@@ -1549,9 +1542,7 @@
       <w:tblStyleRowBandSize w:val="1"/>
       <w:tblStyleColBandSize w:val="1"/>
       <w:tblCellMar>
-        <w:top w:w="0" w:type="dxa"/>
         <w:left w:w="115" w:type="dxa"/>
-        <w:bottom w:w="0" w:type="dxa"/>
         <w:right w:w="115" w:type="dxa"/>
       </w:tblCellMar>
     </w:tblPr>
